--- a/lab-session/Document based authoring Lab session.docx
+++ b/lab-session/Document based authoring Lab session.docx
@@ -225,7 +225,7 @@
         </w:numPr>
       </w:pPr>
       <w:r>
-        <w:t>First-hand experience with the entire content lifecycle—</w:t>
+        <w:t>First-hand experience with the content lifecycle—</w:t>
       </w:r>
       <w:r>
         <w:t>preview</w:t>
@@ -255,10 +255,29 @@
         </w:numPr>
       </w:pPr>
       <w:r>
-        <w:t>How to apply different styles</w:t>
-      </w:r>
-    </w:p>
-    <w:p/>
+        <w:t xml:space="preserve">How to </w:t>
+      </w:r>
+      <w:r>
+        <w:t xml:space="preserve">create a page </w:t>
+      </w:r>
+    </w:p>
+    <w:p>
+      <w:pPr>
+        <w:pStyle w:val="ListParagraph"/>
+        <w:numPr>
+          <w:ilvl w:val="0"/>
+          <w:numId w:val="17"/>
+        </w:numPr>
+      </w:pPr>
+      <w:r>
+        <w:t>How to author content (add sections, blocks (components) and how to apply different styles</w:t>
+      </w:r>
+    </w:p>
+    <w:p>
+      <w:pPr>
+        <w:pStyle w:val="ListParagraph"/>
+      </w:pPr>
+    </w:p>
     <w:p/>
     <w:p>
       <w:pPr>
@@ -310,9 +329,9 @@
           <w:noProof/>
         </w:rPr>
         <w:drawing>
-          <wp:inline distT="0" distB="0" distL="0" distR="0" wp14:anchorId="006844FF" wp14:editId="0BEF7B1B">
-            <wp:extent cx="5855032" cy="2641736"/>
-            <wp:effectExtent l="0" t="0" r="0" b="0"/>
+          <wp:inline distT="0" distB="0" distL="0" distR="0" wp14:anchorId="006844FF" wp14:editId="4E5CCF00">
+            <wp:extent cx="5013942" cy="2262244"/>
+            <wp:effectExtent l="0" t="0" r="3175" b="0"/>
             <wp:docPr id="140002532" name="Picture 1" descr="Create a new repository"/>
             <wp:cNvGraphicFramePr>
               <a:graphicFrameLocks xmlns:a="http://schemas.openxmlformats.org/drawingml/2006/main" noChangeAspect="1"/>
@@ -333,7 +352,7 @@
                   <pic:spPr>
                     <a:xfrm>
                       <a:off x="0" y="0"/>
-                      <a:ext cx="6015783" cy="2714265"/>
+                      <a:ext cx="5173019" cy="2334018"/>
                     </a:xfrm>
                     <a:prstGeom prst="rect">
                       <a:avLst/>
@@ -389,7 +408,7 @@
           <w:noProof/>
         </w:rPr>
         <w:drawing>
-          <wp:inline distT="0" distB="0" distL="0" distR="0" wp14:anchorId="42A584C7" wp14:editId="59521EAD">
+          <wp:inline distT="0" distB="0" distL="0" distR="0" wp14:anchorId="4DB27BD4" wp14:editId="5345471C">
             <wp:extent cx="5731510" cy="4333240"/>
             <wp:effectExtent l="0" t="0" r="0" b="0"/>
             <wp:docPr id="619953705" name="Picture 1" descr="A screenshot of a computer&#10;&#10;AI-generated content may be incorrect."/>
@@ -817,7 +836,16 @@
         <w:t>nstall the Sidekick Chrome extension</w:t>
       </w:r>
       <w:r>
-        <w:t xml:space="preserve"> using  </w:t>
+        <w:t xml:space="preserve"> using </w:t>
+      </w:r>
+      <w:r>
+        <w:br/>
+      </w:r>
+      <w:r>
+        <w:br/>
+      </w:r>
+      <w:r>
+        <w:t xml:space="preserve"> </w:t>
       </w:r>
       <w:hyperlink r:id="rId13" w:history="1">
         <w:r>
@@ -1012,7 +1040,21 @@
           <w:rFonts w:ascii="Adobe Clean" w:hAnsi="Adobe Clean"/>
           <w:color w:val="000000"/>
         </w:rPr>
-        <w:t>To set up the Chrome extension, go to your previously shared Google Drive folder and click the extension icon in the browser toolbar and select </w:t>
+        <w:t xml:space="preserve">To set up the Chrome extension, go to your previously shared </w:t>
+      </w:r>
+      <w:r>
+        <w:rPr>
+          <w:rFonts w:ascii="Adobe Clean" w:hAnsi="Adobe Clean"/>
+          <w:color w:val="000000"/>
+        </w:rPr>
+        <w:t>Share point</w:t>
+      </w:r>
+      <w:r>
+        <w:rPr>
+          <w:rFonts w:ascii="Adobe Clean" w:hAnsi="Adobe Clean"/>
+          <w:color w:val="000000"/>
+        </w:rPr>
+        <w:t xml:space="preserve"> folder and click the extension icon in the browser toolbar and select </w:t>
       </w:r>
       <w:r>
         <w:rPr>
@@ -1051,27 +1093,17 @@
           <w:bdr w:val="single" w:sz="6" w:space="1" w:color="E5E5E5" w:frame="1"/>
           <w:shd w:val="clear" w:color="auto" w:fill="F1F1F1"/>
         </w:rPr>
-        <w:lastRenderedPageBreak/>
-        <w:br/>
-      </w:r>
-      <w:r>
-        <w:fldChar w:fldCharType="begin"/>
-      </w:r>
-      <w:r>
-        <w:instrText xml:space="preserve"> INCLUDEPICTURE "https://www.aem.live/developer/media_106325dc3f12a3373ccc6b484823ab3e2f01d879b.png?width=750&amp;format=png&amp;optimize=medium" \* MERGEFORMATINET </w:instrText>
-      </w:r>
-      <w:r>
-        <w:fldChar w:fldCharType="separate"/>
+        <w:br/>
       </w:r>
       <w:r>
         <w:rPr>
           <w:noProof/>
         </w:rPr>
         <w:drawing>
-          <wp:inline distT="0" distB="0" distL="0" distR="0" wp14:anchorId="4BC640BB" wp14:editId="4B868287">
-            <wp:extent cx="5731510" cy="4333240"/>
-            <wp:effectExtent l="0" t="0" r="0" b="0"/>
-            <wp:docPr id="801752800" name="Picture 6" descr="A screenshot of a computer&#10;&#10;AI-generated content may be incorrect."/>
+          <wp:inline distT="0" distB="0" distL="0" distR="0" wp14:anchorId="2159EFB6" wp14:editId="55938888">
+            <wp:extent cx="5731510" cy="2204720"/>
+            <wp:effectExtent l="0" t="0" r="0" b="5080"/>
+            <wp:docPr id="356028816" name="Picture 1" descr="A screenshot of a computer&#10;&#10;AI-generated content may be incorrect."/>
             <wp:cNvGraphicFramePr>
               <a:graphicFrameLocks xmlns:a="http://schemas.openxmlformats.org/drawingml/2006/main" noChangeAspect="1"/>
             </wp:cNvGraphicFramePr>
@@ -1079,36 +1111,23 @@
               <a:graphicData uri="http://schemas.openxmlformats.org/drawingml/2006/picture">
                 <pic:pic xmlns:pic="http://schemas.openxmlformats.org/drawingml/2006/picture">
                   <pic:nvPicPr>
-                    <pic:cNvPr id="801752800" name="Picture 6" descr="A screenshot of a computer&#10;&#10;AI-generated content may be incorrect."/>
-                    <pic:cNvPicPr>
-                      <a:picLocks noChangeAspect="1" noChangeArrowheads="1"/>
-                    </pic:cNvPicPr>
+                    <pic:cNvPr id="356028816" name="Picture 1" descr="A screenshot of a computer&#10;&#10;AI-generated content may be incorrect."/>
+                    <pic:cNvPicPr/>
                   </pic:nvPicPr>
                   <pic:blipFill>
-                    <a:blip r:embed="rId16">
-                      <a:extLst>
-                        <a:ext uri="{28A0092B-C50C-407E-A947-70E740481C1C}">
-                          <a14:useLocalDpi xmlns:a14="http://schemas.microsoft.com/office/drawing/2010/main" val="0"/>
-                        </a:ext>
-                      </a:extLst>
-                    </a:blip>
-                    <a:srcRect/>
+                    <a:blip r:embed="rId16"/>
                     <a:stretch>
                       <a:fillRect/>
                     </a:stretch>
                   </pic:blipFill>
-                  <pic:spPr bwMode="auto">
+                  <pic:spPr>
                     <a:xfrm>
                       <a:off x="0" y="0"/>
-                      <a:ext cx="5731510" cy="4333240"/>
+                      <a:ext cx="5731510" cy="2204720"/>
                     </a:xfrm>
                     <a:prstGeom prst="rect">
                       <a:avLst/>
                     </a:prstGeom>
-                    <a:noFill/>
-                    <a:ln>
-                      <a:noFill/>
-                    </a:ln>
                   </pic:spPr>
                 </pic:pic>
               </a:graphicData>
@@ -1117,7 +1136,17 @@
         </w:drawing>
       </w:r>
       <w:r>
-        <w:fldChar w:fldCharType="end"/>
+        <w:rPr>
+          <w:rStyle w:val="HTMLCode"/>
+          <w:rFonts w:ascii="Source Code Pro" w:eastAsiaTheme="majorEastAsia" w:hAnsi="Source Code Pro"/>
+          <w:color w:val="0463D6"/>
+          <w:spacing w:val="-1"/>
+          <w:sz w:val="21"/>
+          <w:szCs w:val="21"/>
+          <w:bdr w:val="single" w:sz="6" w:space="1" w:color="E5E5E5" w:frame="1"/>
+          <w:shd w:val="clear" w:color="auto" w:fill="F1F1F1"/>
+        </w:rPr>
+        <w:br/>
       </w:r>
     </w:p>
     <w:p>
@@ -1137,40 +1166,44 @@
           <w:rFonts w:ascii="Adobe Clean" w:hAnsi="Adobe Clean"/>
           <w:color w:val="000000"/>
         </w:rPr>
-        <w:t>you are now ready to preview and publish your content from your Google Drive.</w:t>
-      </w:r>
-    </w:p>
-    <w:p>
-      <w:pPr>
+        <w:t xml:space="preserve">you are now ready to preview and publish your content from </w:t>
+      </w:r>
+      <w:r>
         <w:rPr>
           <w:rFonts w:ascii="Adobe Clean" w:hAnsi="Adobe Clean"/>
           <w:color w:val="000000"/>
         </w:rPr>
-      </w:pPr>
-    </w:p>
-    <w:p>
-      <w:pPr>
-        <w:pStyle w:val="ListParagraph"/>
-        <w:numPr>
-          <w:ilvl w:val="0"/>
-          <w:numId w:val="23"/>
-        </w:numPr>
-      </w:pPr>
+        <w:t>the</w:t>
+      </w:r>
       <w:r>
         <w:rPr>
           <w:rFonts w:ascii="Adobe Clean" w:hAnsi="Adobe Clean"/>
           <w:color w:val="000000"/>
         </w:rPr>
-        <w:t xml:space="preserve">Open the index doc file and make some changes. Activate the Sidekick by clicking on your pinned extension and you can preview or publish the content. </w:t>
-      </w:r>
-    </w:p>
-    <w:p/>
-    <w:p>
-      <w:pPr>
+        <w:t xml:space="preserve"> </w:t>
+      </w:r>
+      <w:r>
         <w:rPr>
           <w:rFonts w:ascii="Adobe Clean" w:hAnsi="Adobe Clean"/>
           <w:color w:val="000000"/>
         </w:rPr>
+        <w:t>Share point</w:t>
+      </w:r>
+      <w:r>
+        <w:rPr>
+          <w:rFonts w:ascii="Adobe Clean" w:hAnsi="Adobe Clean"/>
+          <w:color w:val="000000"/>
+        </w:rPr>
+        <w:t>.</w:t>
+      </w:r>
+    </w:p>
+    <w:p/>
+    <w:p>
+      <w:pPr>
+        <w:rPr>
+          <w:rFonts w:ascii="Adobe Clean" w:hAnsi="Adobe Clean"/>
+          <w:color w:val="000000"/>
+        </w:rPr>
       </w:pPr>
       <w:r>
         <w:br/>
@@ -1180,12 +1213,13 @@
       <w:pPr>
         <w:pStyle w:val="Heading1"/>
       </w:pPr>
-      <w:r>
-        <w:t xml:space="preserve">For Content </w:t>
-      </w:r>
       <w:proofErr w:type="gramStart"/>
       <w:r>
-        <w:t>Authors :</w:t>
+        <w:lastRenderedPageBreak/>
+        <w:t>Exercise</w:t>
+      </w:r>
+      <w:r>
+        <w:t xml:space="preserve"> :</w:t>
       </w:r>
       <w:proofErr w:type="gramEnd"/>
       <w:r>
@@ -1199,10 +1233,10 @@
         <w:t xml:space="preserve">        </w:t>
       </w:r>
       <w:r>
-        <w:t xml:space="preserve">Create new Page </w:t>
-      </w:r>
-      <w:r>
-        <w:br/>
+        <w:t>Create new Page</w:t>
+      </w:r>
+      <w:r>
+        <w:t xml:space="preserve"> </w:t>
       </w:r>
       <w:r>
         <w:br/>
@@ -1217,13 +1251,68 @@
         </w:numPr>
       </w:pPr>
       <w:r>
-        <w:t xml:space="preserve">Go to your google drive and create a new file. Right click and click on Google Docs. </w:t>
-      </w:r>
-      <w:r>
-        <w:br/>
-      </w:r>
-      <w:r>
-        <w:lastRenderedPageBreak/>
+        <w:t>Go to</w:t>
+      </w:r>
+      <w:r>
+        <w:t xml:space="preserve"> share point folder </w:t>
+      </w:r>
+      <w:r>
+        <w:t xml:space="preserve">and </w:t>
+      </w:r>
+      <w:r>
+        <w:t xml:space="preserve">navigate to blog folder. </w:t>
+      </w:r>
+    </w:p>
+    <w:p>
+      <w:pPr>
+        <w:pStyle w:val="ListParagraph"/>
+        <w:numPr>
+          <w:ilvl w:val="0"/>
+          <w:numId w:val="24"/>
+        </w:numPr>
+      </w:pPr>
+      <w:r>
+        <w:t>Create a new folder with your name (example sample)</w:t>
+      </w:r>
+    </w:p>
+    <w:p>
+      <w:pPr>
+        <w:pStyle w:val="ListParagraph"/>
+        <w:numPr>
+          <w:ilvl w:val="0"/>
+          <w:numId w:val="24"/>
+        </w:numPr>
+      </w:pPr>
+      <w:r>
+        <w:t xml:space="preserve">Now under blog folder select </w:t>
+      </w:r>
+      <w:r>
+        <w:t>Exercise.docx file</w:t>
+      </w:r>
+      <w:r>
+        <w:t xml:space="preserve"> </w:t>
+      </w:r>
+      <w:r>
+        <w:t xml:space="preserve">and click on 3 dots and use </w:t>
+      </w:r>
+      <w:proofErr w:type="spellStart"/>
+      <w:r>
+        <w:t>copyto</w:t>
+      </w:r>
+      <w:proofErr w:type="spellEnd"/>
+      <w:r>
+        <w:t xml:space="preserve"> option</w:t>
+      </w:r>
+      <w:r>
+        <w:t xml:space="preserve"> and select the folder you have created (example sample)</w:t>
+      </w:r>
+      <w:r>
+        <w:t>.</w:t>
+      </w:r>
+      <w:r>
+        <w:br/>
+      </w:r>
+      <w:r>
         <w:br/>
       </w:r>
       <w:r>
@@ -1231,10 +1320,10 @@
           <w:noProof/>
         </w:rPr>
         <w:drawing>
-          <wp:inline distT="0" distB="0" distL="0" distR="0" wp14:anchorId="25786208" wp14:editId="2810F2B0">
-            <wp:extent cx="5731510" cy="2099945"/>
+          <wp:inline distT="0" distB="0" distL="0" distR="0" wp14:anchorId="2132066E" wp14:editId="42E1FDCC">
+            <wp:extent cx="4508500" cy="3619500"/>
             <wp:effectExtent l="0" t="0" r="0" b="0"/>
-            <wp:docPr id="738888132" name="Picture 1" descr="A screenshot of a computer&#10;&#10;AI-generated content may be incorrect."/>
+            <wp:docPr id="601617346" name="Picture 1" descr="A screenshot of a computer&#10;&#10;AI-generated content may be incorrect."/>
             <wp:cNvGraphicFramePr>
               <a:graphicFrameLocks xmlns:a="http://schemas.openxmlformats.org/drawingml/2006/main" noChangeAspect="1"/>
             </wp:cNvGraphicFramePr>
@@ -1242,7 +1331,7 @@
               <a:graphicData uri="http://schemas.openxmlformats.org/drawingml/2006/picture">
                 <pic:pic xmlns:pic="http://schemas.openxmlformats.org/drawingml/2006/picture">
                   <pic:nvPicPr>
-                    <pic:cNvPr id="738888132" name="Picture 1" descr="A screenshot of a computer&#10;&#10;AI-generated content may be incorrect."/>
+                    <pic:cNvPr id="601617346" name="Picture 1" descr="A screenshot of a computer&#10;&#10;AI-generated content may be incorrect."/>
                     <pic:cNvPicPr/>
                   </pic:nvPicPr>
                   <pic:blipFill>
@@ -1254,7 +1343,7 @@
                   <pic:spPr>
                     <a:xfrm>
                       <a:off x="0" y="0"/>
-                      <a:ext cx="5731510" cy="2099945"/>
+                      <a:ext cx="4508500" cy="3619500"/>
                     </a:xfrm>
                     <a:prstGeom prst="rect">
                       <a:avLst/>
@@ -1269,52 +1358,18 @@
     </w:p>
     <w:p>
       <w:pPr>
-        <w:pStyle w:val="NormalWeb"/>
-        <w:numPr>
-          <w:ilvl w:val="0"/>
-          <w:numId w:val="24"/>
-        </w:numPr>
-        <w:spacing w:after="360" w:afterAutospacing="0"/>
-        <w:rPr>
-          <w:rFonts w:ascii="Adobe Clean" w:hAnsi="Adobe Clean"/>
-          <w:color w:val="000000"/>
-        </w:rPr>
-      </w:pPr>
-      <w:r>
-        <w:rPr>
-          <w:rFonts w:ascii="Adobe Clean" w:hAnsi="Adobe Clean"/>
-          <w:color w:val="000000"/>
-        </w:rPr>
-        <w:t>Click on create and share</w:t>
-      </w:r>
-    </w:p>
-    <w:p>
-      <w:pPr>
-        <w:rPr>
-          <w:rFonts w:ascii="Times New Roman" w:eastAsia="Times New Roman" w:hAnsi="Times New Roman" w:cs="Times New Roman"/>
-          <w:kern w:val="0"/>
-          <w:lang w:eastAsia="en-GB"/>
-          <w14:ligatures w14:val="none"/>
-        </w:rPr>
-      </w:pPr>
-    </w:p>
-    <w:p>
-      <w:pPr>
-        <w:pStyle w:val="Heading1"/>
-      </w:pPr>
-      <w:r>
-        <w:rPr>
-          <w:rFonts w:ascii="Times New Roman" w:eastAsia="Times New Roman" w:hAnsi="Times New Roman" w:cs="Times New Roman"/>
+        <w:pStyle w:val="ListParagraph"/>
+      </w:pPr>
+      <w:r>
+        <w:rPr>
           <w:noProof/>
-          <w:kern w:val="0"/>
-          <w:lang w:eastAsia="en-GB"/>
-          <w14:ligatures w14:val="none"/>
-        </w:rPr>
+        </w:rPr>
+        <w:lastRenderedPageBreak/>
         <w:drawing>
-          <wp:inline distT="0" distB="0" distL="0" distR="0" wp14:anchorId="480475B6" wp14:editId="68418F42">
-            <wp:extent cx="5731510" cy="2306320"/>
-            <wp:effectExtent l="0" t="0" r="0" b="5080"/>
-            <wp:docPr id="400942593" name="Picture 1" descr="A screenshot of a computer&#10;&#10;AI-generated content may be incorrect."/>
+          <wp:inline distT="0" distB="0" distL="0" distR="0" wp14:anchorId="341A105C" wp14:editId="7D0910D9">
+            <wp:extent cx="5727700" cy="4470400"/>
+            <wp:effectExtent l="0" t="0" r="0" b="0"/>
+            <wp:docPr id="894177485" name="Picture 1" descr="A screenshot of a computer&#10;&#10;AI-generated content may be incorrect."/>
             <wp:cNvGraphicFramePr>
               <a:graphicFrameLocks xmlns:a="http://schemas.openxmlformats.org/drawingml/2006/main" noChangeAspect="1"/>
             </wp:cNvGraphicFramePr>
@@ -1322,7 +1377,7 @@
               <a:graphicData uri="http://schemas.openxmlformats.org/drawingml/2006/picture">
                 <pic:pic xmlns:pic="http://schemas.openxmlformats.org/drawingml/2006/picture">
                   <pic:nvPicPr>
-                    <pic:cNvPr id="400942593" name="Picture 1" descr="A screenshot of a computer&#10;&#10;AI-generated content may be incorrect."/>
+                    <pic:cNvPr id="894177485" name="Picture 1" descr="A screenshot of a computer&#10;&#10;AI-generated content may be incorrect."/>
                     <pic:cNvPicPr/>
                   </pic:nvPicPr>
                   <pic:blipFill>
@@ -1334,7 +1389,7 @@
                   <pic:spPr>
                     <a:xfrm>
                       <a:off x="0" y="0"/>
-                      <a:ext cx="5731510" cy="2306320"/>
+                      <a:ext cx="5727700" cy="4470400"/>
                     </a:xfrm>
                     <a:prstGeom prst="rect">
                       <a:avLst/>
@@ -1349,69 +1404,6 @@
       <w:r>
         <w:br/>
       </w:r>
-    </w:p>
-    <w:p>
-      <w:pPr>
-        <w:pStyle w:val="ListParagraph"/>
-        <w:numPr>
-          <w:ilvl w:val="0"/>
-          <w:numId w:val="25"/>
-        </w:numPr>
-      </w:pPr>
-      <w:r>
-        <w:t xml:space="preserve">Name the file to </w:t>
-      </w:r>
-      <w:proofErr w:type="spellStart"/>
-      <w:r>
-        <w:t>myProfile</w:t>
-      </w:r>
-      <w:proofErr w:type="spellEnd"/>
-    </w:p>
-    <w:p/>
-    <w:p>
-      <w:pPr>
-        <w:pStyle w:val="ListParagraph"/>
-        <w:numPr>
-          <w:ilvl w:val="0"/>
-          <w:numId w:val="25"/>
-        </w:numPr>
-      </w:pPr>
-      <w:r>
-        <w:t xml:space="preserve">Create default content (write any free text). </w:t>
-      </w:r>
-    </w:p>
-    <w:p>
-      <w:pPr>
-        <w:pStyle w:val="ListParagraph"/>
-        <w:numPr>
-          <w:ilvl w:val="0"/>
-          <w:numId w:val="25"/>
-        </w:numPr>
-      </w:pPr>
-      <w:r>
-        <w:lastRenderedPageBreak/>
-        <w:t xml:space="preserve">Apply </w:t>
-      </w:r>
-      <w:r>
-        <w:t>Default content</w:t>
-      </w:r>
-      <w:r>
-        <w:t xml:space="preserve"> &amp; styles to the content</w:t>
-      </w:r>
-      <w:r>
-        <w:t xml:space="preserve"> – styles (H1, H</w:t>
-      </w:r>
-      <w:proofErr w:type="gramStart"/>
-      <w:r>
-        <w:t>2..</w:t>
-      </w:r>
-      <w:proofErr w:type="gramEnd"/>
-      <w:r>
-        <w:t>etc.,)</w:t>
-      </w:r>
-      <w:r>
-        <w:br/>
-      </w:r>
       <w:r>
         <w:br/>
       </w:r>
@@ -1420,10 +1412,10 @@
           <w:noProof/>
         </w:rPr>
         <w:drawing>
-          <wp:inline distT="0" distB="0" distL="0" distR="0" wp14:anchorId="29E4906B" wp14:editId="1221A186">
-            <wp:extent cx="5731510" cy="2507615"/>
-            <wp:effectExtent l="0" t="0" r="0" b="0"/>
-            <wp:docPr id="806661796" name="Picture 1" descr="A screenshot of a computer&#10;&#10;AI-generated content may be incorrect."/>
+          <wp:inline distT="0" distB="0" distL="0" distR="0" wp14:anchorId="3DD98816" wp14:editId="48656DD5">
+            <wp:extent cx="5227583" cy="4069796"/>
+            <wp:effectExtent l="0" t="0" r="5080" b="0"/>
+            <wp:docPr id="233728075" name="Picture 1" descr="A screenshot of a computer&#10;&#10;AI-generated content may be incorrect."/>
             <wp:cNvGraphicFramePr>
               <a:graphicFrameLocks xmlns:a="http://schemas.openxmlformats.org/drawingml/2006/main" noChangeAspect="1"/>
             </wp:cNvGraphicFramePr>
@@ -1431,7 +1423,7 @@
               <a:graphicData uri="http://schemas.openxmlformats.org/drawingml/2006/picture">
                 <pic:pic xmlns:pic="http://schemas.openxmlformats.org/drawingml/2006/picture">
                   <pic:nvPicPr>
-                    <pic:cNvPr id="806661796" name="Picture 1" descr="A screenshot of a computer&#10;&#10;AI-generated content may be incorrect."/>
+                    <pic:cNvPr id="233728075" name="Picture 1" descr="A screenshot of a computer&#10;&#10;AI-generated content may be incorrect."/>
                     <pic:cNvPicPr/>
                   </pic:nvPicPr>
                   <pic:blipFill>
@@ -1443,7 +1435,7 @@
                   <pic:spPr>
                     <a:xfrm>
                       <a:off x="0" y="0"/>
-                      <a:ext cx="5731510" cy="2507615"/>
+                      <a:ext cx="5232561" cy="4073672"/>
                     </a:xfrm>
                     <a:prstGeom prst="rect">
                       <a:avLst/>
@@ -1455,31 +1447,11 @@
           </wp:inline>
         </w:drawing>
       </w:r>
-    </w:p>
-    <w:p/>
-    <w:p>
-      <w:pPr>
-        <w:pStyle w:val="ListParagraph"/>
-        <w:numPr>
-          <w:ilvl w:val="0"/>
-          <w:numId w:val="25"/>
-        </w:numPr>
-      </w:pPr>
-      <w:r>
-        <w:t xml:space="preserve">To add a new section simply use 3 hyphens or horizontal </w:t>
-      </w:r>
-      <w:proofErr w:type="gramStart"/>
-      <w:r>
-        <w:t>line(</w:t>
-      </w:r>
-      <w:proofErr w:type="gramEnd"/>
-      <w:r>
-        <w:t>click on insert option-&gt; Horizontal line)</w:t>
-      </w:r>
-      <w:r>
-        <w:br/>
-      </w:r>
-      <w:r>
+      <w:r>
+        <w:br/>
+      </w:r>
+      <w:r>
+        <w:lastRenderedPageBreak/>
         <w:br/>
       </w:r>
       <w:r>
@@ -1487,10 +1459,10 @@
           <w:noProof/>
         </w:rPr>
         <w:drawing>
-          <wp:inline distT="0" distB="0" distL="0" distR="0" wp14:anchorId="104D63E6" wp14:editId="1A258562">
-            <wp:extent cx="5731510" cy="2507615"/>
-            <wp:effectExtent l="0" t="0" r="0" b="0"/>
-            <wp:docPr id="848571478" name="Picture 1" descr="A screenshot of a computer&#10;&#10;AI-generated content may be incorrect."/>
+          <wp:inline distT="0" distB="0" distL="0" distR="0" wp14:anchorId="4F196ADB" wp14:editId="5DC56FB5">
+            <wp:extent cx="5731510" cy="3132455"/>
+            <wp:effectExtent l="0" t="0" r="0" b="4445"/>
+            <wp:docPr id="2063955952" name="Picture 1" descr="A screenshot of a computer&#10;&#10;AI-generated content may be incorrect."/>
             <wp:cNvGraphicFramePr>
               <a:graphicFrameLocks xmlns:a="http://schemas.openxmlformats.org/drawingml/2006/main" noChangeAspect="1"/>
             </wp:cNvGraphicFramePr>
@@ -1498,51 +1470,7 @@
               <a:graphicData uri="http://schemas.openxmlformats.org/drawingml/2006/picture">
                 <pic:pic xmlns:pic="http://schemas.openxmlformats.org/drawingml/2006/picture">
                   <pic:nvPicPr>
-                    <pic:cNvPr id="848571478" name="Picture 1" descr="A screenshot of a computer&#10;&#10;AI-generated content may be incorrect."/>
-                    <pic:cNvPicPr/>
-                  </pic:nvPicPr>
-                  <pic:blipFill>
-                    <a:blip r:embed="rId19"/>
-                    <a:stretch>
-                      <a:fillRect/>
-                    </a:stretch>
-                  </pic:blipFill>
-                  <pic:spPr>
-                    <a:xfrm>
-                      <a:off x="0" y="0"/>
-                      <a:ext cx="5731510" cy="2507615"/>
-                    </a:xfrm>
-                    <a:prstGeom prst="rect">
-                      <a:avLst/>
-                    </a:prstGeom>
-                  </pic:spPr>
-                </pic:pic>
-              </a:graphicData>
-            </a:graphic>
-          </wp:inline>
-        </w:drawing>
-      </w:r>
-    </w:p>
-    <w:p/>
-    <w:p>
-      <w:r>
-        <w:rPr>
-          <w:noProof/>
-        </w:rPr>
-        <w:lastRenderedPageBreak/>
-        <w:drawing>
-          <wp:inline distT="0" distB="0" distL="0" distR="0" wp14:anchorId="7059B3AC" wp14:editId="36F921E4">
-            <wp:extent cx="4089400" cy="3619500"/>
-            <wp:effectExtent l="0" t="0" r="0" b="0"/>
-            <wp:docPr id="208766210" name="Picture 1" descr="A screenshot of a computer&#10;&#10;AI-generated content may be incorrect."/>
-            <wp:cNvGraphicFramePr>
-              <a:graphicFrameLocks xmlns:a="http://schemas.openxmlformats.org/drawingml/2006/main" noChangeAspect="1"/>
-            </wp:cNvGraphicFramePr>
-            <a:graphic xmlns:a="http://schemas.openxmlformats.org/drawingml/2006/main">
-              <a:graphicData uri="http://schemas.openxmlformats.org/drawingml/2006/picture">
-                <pic:pic xmlns:pic="http://schemas.openxmlformats.org/drawingml/2006/picture">
-                  <pic:nvPicPr>
-                    <pic:cNvPr id="208766210" name="Picture 1" descr="A screenshot of a computer&#10;&#10;AI-generated content may be incorrect."/>
+                    <pic:cNvPr id="2063955952" name="Picture 1" descr="A screenshot of a computer&#10;&#10;AI-generated content may be incorrect."/>
                     <pic:cNvPicPr/>
                   </pic:nvPicPr>
                   <pic:blipFill>
@@ -1554,7 +1482,7 @@
                   <pic:spPr>
                     <a:xfrm>
                       <a:off x="0" y="0"/>
-                      <a:ext cx="4089400" cy="3619500"/>
+                      <a:ext cx="5731510" cy="3132455"/>
                     </a:xfrm>
                     <a:prstGeom prst="rect">
                       <a:avLst/>
@@ -1566,41 +1494,101 @@
           </wp:inline>
         </w:drawing>
       </w:r>
-    </w:p>
-    <w:p/>
+      <w:r>
+        <w:br/>
+      </w:r>
+      <w:r>
+        <w:br/>
+      </w:r>
+    </w:p>
     <w:p>
       <w:pPr>
         <w:pStyle w:val="ListParagraph"/>
+      </w:pPr>
+      <w:r>
+        <w:br/>
+      </w:r>
+    </w:p>
+    <w:p>
+      <w:pPr>
+        <w:pStyle w:val="NormalWeb"/>
         <w:numPr>
           <w:ilvl w:val="0"/>
-          <w:numId w:val="26"/>
+          <w:numId w:val="24"/>
         </w:numPr>
-      </w:pPr>
-      <w:r>
-        <w:t>Author the block component (cards)</w:t>
-      </w:r>
-      <w:r>
-        <w:br/>
-      </w:r>
-      <w:r>
-        <w:br/>
-        <w:t>Insert Table</w:t>
-      </w:r>
-      <w:r>
-        <w:br/>
-      </w:r>
-      <w:r>
-        <w:br/>
-      </w:r>
+        <w:spacing w:after="360" w:afterAutospacing="0"/>
+        <w:rPr>
+          <w:rFonts w:ascii="Adobe Clean" w:hAnsi="Adobe Clean"/>
+          <w:color w:val="000000"/>
+        </w:rPr>
+      </w:pPr>
+      <w:r>
+        <w:rPr>
+          <w:rFonts w:ascii="Adobe Clean" w:hAnsi="Adobe Clean"/>
+          <w:color w:val="000000"/>
+        </w:rPr>
+        <w:t xml:space="preserve">Navigate to the folder </w:t>
+      </w:r>
+      <w:r>
+        <w:rPr>
+          <w:rFonts w:ascii="Adobe Clean" w:hAnsi="Adobe Clean"/>
+          <w:color w:val="000000"/>
+        </w:rPr>
+        <w:t xml:space="preserve">you created </w:t>
+      </w:r>
+      <w:r>
+        <w:rPr>
+          <w:rFonts w:ascii="Adobe Clean" w:hAnsi="Adobe Clean"/>
+          <w:color w:val="000000"/>
+        </w:rPr>
+        <w:t>and open exercise.docx file</w:t>
+      </w:r>
+    </w:p>
+    <w:p>
+      <w:pPr>
+        <w:pStyle w:val="NormalWeb"/>
+        <w:numPr>
+          <w:ilvl w:val="0"/>
+          <w:numId w:val="24"/>
+        </w:numPr>
+        <w:spacing w:after="360" w:afterAutospacing="0"/>
+        <w:rPr>
+          <w:rFonts w:ascii="Adobe Clean" w:hAnsi="Adobe Clean"/>
+          <w:color w:val="000000"/>
+        </w:rPr>
+      </w:pPr>
+      <w:r>
+        <w:rPr>
+          <w:rFonts w:ascii="Adobe Clean" w:hAnsi="Adobe Clean"/>
+          <w:color w:val="000000"/>
+        </w:rPr>
+        <w:t>Once the document is opened you can see sidekick shows only preview</w:t>
+      </w:r>
+    </w:p>
+    <w:p>
+      <w:pPr>
+        <w:rPr>
+          <w:rFonts w:ascii="Times New Roman" w:eastAsia="Times New Roman" w:hAnsi="Times New Roman" w:cs="Times New Roman"/>
+          <w:kern w:val="0"/>
+          <w:lang w:eastAsia="en-GB"/>
+          <w14:ligatures w14:val="none"/>
+        </w:rPr>
+      </w:pPr>
+    </w:p>
+    <w:p>
+      <w:pPr>
+        <w:pStyle w:val="Heading1"/>
+      </w:pPr>
       <w:r>
         <w:rPr>
           <w:noProof/>
         </w:rPr>
+        <w:lastRenderedPageBreak/>
         <w:drawing>
-          <wp:inline distT="0" distB="0" distL="0" distR="0" wp14:anchorId="69B582F0" wp14:editId="3B88E37B">
-            <wp:extent cx="4775200" cy="2120900"/>
-            <wp:effectExtent l="0" t="0" r="0" b="0"/>
-            <wp:docPr id="549517070" name="Picture 1" descr="A screenshot of a computer&#10;&#10;AI-generated content may be incorrect."/>
+          <wp:inline distT="0" distB="0" distL="0" distR="0" wp14:anchorId="7F707E74" wp14:editId="150157F1">
+            <wp:extent cx="4648510" cy="3745562"/>
+            <wp:effectExtent l="0" t="0" r="0" b="1270"/>
+            <wp:docPr id="33838256" name="Picture 1"/>
             <wp:cNvGraphicFramePr>
               <a:graphicFrameLocks xmlns:a="http://schemas.openxmlformats.org/drawingml/2006/main" noChangeAspect="1"/>
             </wp:cNvGraphicFramePr>
@@ -1608,7 +1596,7 @@
               <a:graphicData uri="http://schemas.openxmlformats.org/drawingml/2006/picture">
                 <pic:pic xmlns:pic="http://schemas.openxmlformats.org/drawingml/2006/picture">
                   <pic:nvPicPr>
-                    <pic:cNvPr id="549517070" name="Picture 1" descr="A screenshot of a computer&#10;&#10;AI-generated content may be incorrect."/>
+                    <pic:cNvPr id="33838256" name=""/>
                     <pic:cNvPicPr/>
                   </pic:nvPicPr>
                   <pic:blipFill>
@@ -1620,7 +1608,7 @@
                   <pic:spPr>
                     <a:xfrm>
                       <a:off x="0" y="0"/>
-                      <a:ext cx="4775200" cy="2120900"/>
+                      <a:ext cx="4657038" cy="3752434"/>
                     </a:xfrm>
                     <a:prstGeom prst="rect">
                       <a:avLst/>
@@ -1632,11 +1620,43 @@
           </wp:inline>
         </w:drawing>
       </w:r>
+      <w:r>
+        <w:br/>
+      </w:r>
     </w:p>
     <w:p>
       <w:pPr>
         <w:pStyle w:val="ListParagraph"/>
-      </w:pPr>
+        <w:numPr>
+          <w:ilvl w:val="0"/>
+          <w:numId w:val="25"/>
+        </w:numPr>
+      </w:pPr>
+      <w:r>
+        <w:t>You can start editing the page</w:t>
+      </w:r>
+    </w:p>
+    <w:p/>
+    <w:p>
+      <w:pPr>
+        <w:pStyle w:val="ListParagraph"/>
+        <w:numPr>
+          <w:ilvl w:val="0"/>
+          <w:numId w:val="25"/>
+        </w:numPr>
+      </w:pPr>
+      <w:r>
+        <w:t>How to insert a section (add 3 hyphens</w:t>
+      </w:r>
+      <w:r>
+        <w:t xml:space="preserve"> and enter</w:t>
+      </w:r>
+      <w:r>
+        <w:t>)</w:t>
+      </w:r>
+      <w:r>
+        <w:t xml:space="preserve"> you should be able to see a horizontal line</w:t>
+      </w:r>
       <w:r>
         <w:br/>
       </w:r>
@@ -1647,12 +1667,11 @@
         <w:rPr>
           <w:noProof/>
         </w:rPr>
-        <w:lastRenderedPageBreak/>
         <w:drawing>
-          <wp:inline distT="0" distB="0" distL="0" distR="0" wp14:anchorId="68B1B372" wp14:editId="7E40079C">
-            <wp:extent cx="5731510" cy="2778125"/>
-            <wp:effectExtent l="0" t="0" r="0" b="3175"/>
-            <wp:docPr id="1450930164" name="Picture 1"/>
+          <wp:inline distT="0" distB="0" distL="0" distR="0" wp14:anchorId="763D9CF1" wp14:editId="7CA14571">
+            <wp:extent cx="4838700" cy="1231900"/>
+            <wp:effectExtent l="0" t="0" r="0" b="0"/>
+            <wp:docPr id="585085752" name="Picture 1" descr="A screen shot of a video&#10;&#10;AI-generated content may be incorrect."/>
             <wp:cNvGraphicFramePr>
               <a:graphicFrameLocks xmlns:a="http://schemas.openxmlformats.org/drawingml/2006/main" noChangeAspect="1"/>
             </wp:cNvGraphicFramePr>
@@ -1660,7 +1679,7 @@
               <a:graphicData uri="http://schemas.openxmlformats.org/drawingml/2006/picture">
                 <pic:pic xmlns:pic="http://schemas.openxmlformats.org/drawingml/2006/picture">
                   <pic:nvPicPr>
-                    <pic:cNvPr id="1450930164" name=""/>
+                    <pic:cNvPr id="585085752" name="Picture 1" descr="A screen shot of a video&#10;&#10;AI-generated content may be incorrect."/>
                     <pic:cNvPicPr/>
                   </pic:nvPicPr>
                   <pic:blipFill>
@@ -1672,7 +1691,7 @@
                   <pic:spPr>
                     <a:xfrm>
                       <a:off x="0" y="0"/>
-                      <a:ext cx="5731510" cy="2778125"/>
+                      <a:ext cx="4838700" cy="1231900"/>
                     </a:xfrm>
                     <a:prstGeom prst="rect">
                       <a:avLst/>
@@ -1687,22 +1706,41 @@
       <w:r>
         <w:br/>
       </w:r>
+      <w:r>
+        <w:br/>
+      </w:r>
     </w:p>
     <w:p>
       <w:pPr>
         <w:pStyle w:val="ListParagraph"/>
         <w:numPr>
           <w:ilvl w:val="0"/>
-          <w:numId w:val="26"/>
+          <w:numId w:val="25"/>
         </w:numPr>
       </w:pPr>
       <w:r>
-        <w:t>Preview the content using sidekick</w:t>
-      </w:r>
-      <w:r>
-        <w:br/>
-      </w:r>
-      <w:r>
+        <w:t>How to insert a Block (</w:t>
+      </w:r>
+      <w:r>
+        <w:t>we will use cards &amp; profile blocks for exercise</w:t>
+      </w:r>
+      <w:r>
+        <w:t>)</w:t>
+      </w:r>
+      <w:r>
+        <w:br/>
+      </w:r>
+      <w:r>
+        <w:br/>
+      </w:r>
+      <w:r>
+        <w:t>Blocks are authored via tables. Insert a table 2*3</w:t>
+      </w:r>
+      <w:r>
+        <w:br/>
+      </w:r>
+      <w:r>
+        <w:lastRenderedPageBreak/>
         <w:br/>
       </w:r>
       <w:r>
@@ -1710,10 +1748,10 @@
           <w:noProof/>
         </w:rPr>
         <w:drawing>
-          <wp:inline distT="0" distB="0" distL="0" distR="0" wp14:anchorId="3D160D44" wp14:editId="1207AFFD">
-            <wp:extent cx="4533900" cy="4800600"/>
+          <wp:inline distT="0" distB="0" distL="0" distR="0" wp14:anchorId="35F9EF4D" wp14:editId="393E488E">
+            <wp:extent cx="4483735" cy="2556812"/>
             <wp:effectExtent l="0" t="0" r="0" b="0"/>
-            <wp:docPr id="1218550175" name="Picture 1"/>
+            <wp:docPr id="2130888902" name="Picture 1"/>
             <wp:cNvGraphicFramePr>
               <a:graphicFrameLocks xmlns:a="http://schemas.openxmlformats.org/drawingml/2006/main" noChangeAspect="1"/>
             </wp:cNvGraphicFramePr>
@@ -1721,7 +1759,7 @@
               <a:graphicData uri="http://schemas.openxmlformats.org/drawingml/2006/picture">
                 <pic:pic xmlns:pic="http://schemas.openxmlformats.org/drawingml/2006/picture">
                   <pic:nvPicPr>
-                    <pic:cNvPr id="1218550175" name=""/>
+                    <pic:cNvPr id="2130888902" name=""/>
                     <pic:cNvPicPr/>
                   </pic:nvPicPr>
                   <pic:blipFill>
@@ -1733,7 +1771,7 @@
                   <pic:spPr>
                     <a:xfrm>
                       <a:off x="0" y="0"/>
-                      <a:ext cx="4533900" cy="4800600"/>
+                      <a:ext cx="4535207" cy="2586163"/>
                     </a:xfrm>
                     <a:prstGeom prst="rect">
                       <a:avLst/>
@@ -1748,6 +1786,425 @@
     </w:p>
     <w:p>
       <w:pPr>
+        <w:ind w:left="720"/>
+      </w:pPr>
+      <w:r>
+        <w:br/>
+      </w:r>
+      <w:r>
+        <w:br/>
+      </w:r>
+      <w:r>
+        <w:br/>
+      </w:r>
+      <w:r>
+        <w:rPr>
+          <w:noProof/>
+        </w:rPr>
+        <w:drawing>
+          <wp:inline distT="0" distB="0" distL="0" distR="0" wp14:anchorId="598442DE" wp14:editId="6FF708EF">
+            <wp:extent cx="4375619" cy="1031240"/>
+            <wp:effectExtent l="0" t="0" r="6350" b="0"/>
+            <wp:docPr id="410629956" name="Picture 1" descr="A black and white background with white lines&#10;&#10;AI-generated content may be incorrect."/>
+            <wp:cNvGraphicFramePr>
+              <a:graphicFrameLocks xmlns:a="http://schemas.openxmlformats.org/drawingml/2006/main" noChangeAspect="1"/>
+            </wp:cNvGraphicFramePr>
+            <a:graphic xmlns:a="http://schemas.openxmlformats.org/drawingml/2006/main">
+              <a:graphicData uri="http://schemas.openxmlformats.org/drawingml/2006/picture">
+                <pic:pic xmlns:pic="http://schemas.openxmlformats.org/drawingml/2006/picture">
+                  <pic:nvPicPr>
+                    <pic:cNvPr id="410629956" name="Picture 1" descr="A black and white background with white lines&#10;&#10;AI-generated content may be incorrect."/>
+                    <pic:cNvPicPr/>
+                  </pic:nvPicPr>
+                  <pic:blipFill>
+                    <a:blip r:embed="rId24"/>
+                    <a:stretch>
+                      <a:fillRect/>
+                    </a:stretch>
+                  </pic:blipFill>
+                  <pic:spPr>
+                    <a:xfrm>
+                      <a:off x="0" y="0"/>
+                      <a:ext cx="4425825" cy="1043073"/>
+                    </a:xfrm>
+                    <a:prstGeom prst="rect">
+                      <a:avLst/>
+                    </a:prstGeom>
+                  </pic:spPr>
+                </pic:pic>
+              </a:graphicData>
+            </a:graphic>
+          </wp:inline>
+        </w:drawing>
+      </w:r>
+      <w:r>
+        <w:br/>
+      </w:r>
+      <w:r>
+        <w:br/>
+      </w:r>
+      <w:r>
+        <w:br/>
+      </w:r>
+      <w:r>
+        <w:br/>
+      </w:r>
+      <w:r>
+        <w:rPr>
+          <w:rStyle w:val="Heading3Char"/>
+        </w:rPr>
+        <w:t xml:space="preserve">Using </w:t>
+      </w:r>
+      <w:r>
+        <w:rPr>
+          <w:rStyle w:val="Heading3Char"/>
+        </w:rPr>
+        <w:t xml:space="preserve">Cards </w:t>
+      </w:r>
+      <w:proofErr w:type="gramStart"/>
+      <w:r>
+        <w:rPr>
+          <w:rStyle w:val="Heading3Char"/>
+        </w:rPr>
+        <w:t>Block</w:t>
+      </w:r>
+      <w:r>
+        <w:t xml:space="preserve"> :</w:t>
+      </w:r>
+      <w:proofErr w:type="gramEnd"/>
+      <w:r>
+        <w:t xml:space="preserve"> </w:t>
+      </w:r>
+      <w:r>
+        <w:br/>
+      </w:r>
+      <w:r>
+        <w:br/>
+        <w:t xml:space="preserve">Merge the first row and add a text called </w:t>
+      </w:r>
+      <w:proofErr w:type="gramStart"/>
+      <w:r>
+        <w:t>cards(</w:t>
+      </w:r>
+      <w:proofErr w:type="gramEnd"/>
+      <w:r>
+        <w:t>name of the block)</w:t>
+      </w:r>
+      <w:r>
+        <w:br/>
+      </w:r>
+      <w:r>
+        <w:rPr>
+          <w:noProof/>
+        </w:rPr>
+        <w:drawing>
+          <wp:inline distT="0" distB="0" distL="0" distR="0" wp14:anchorId="384F5AB2" wp14:editId="29E5E0DB">
+            <wp:extent cx="3354531" cy="2264078"/>
+            <wp:effectExtent l="0" t="0" r="0" b="0"/>
+            <wp:docPr id="1974904593" name="Picture 1"/>
+            <wp:cNvGraphicFramePr>
+              <a:graphicFrameLocks xmlns:a="http://schemas.openxmlformats.org/drawingml/2006/main" noChangeAspect="1"/>
+            </wp:cNvGraphicFramePr>
+            <a:graphic xmlns:a="http://schemas.openxmlformats.org/drawingml/2006/main">
+              <a:graphicData uri="http://schemas.openxmlformats.org/drawingml/2006/picture">
+                <pic:pic xmlns:pic="http://schemas.openxmlformats.org/drawingml/2006/picture">
+                  <pic:nvPicPr>
+                    <pic:cNvPr id="1974904593" name=""/>
+                    <pic:cNvPicPr/>
+                  </pic:nvPicPr>
+                  <pic:blipFill>
+                    <a:blip r:embed="rId25"/>
+                    <a:stretch>
+                      <a:fillRect/>
+                    </a:stretch>
+                  </pic:blipFill>
+                  <pic:spPr>
+                    <a:xfrm>
+                      <a:off x="0" y="0"/>
+                      <a:ext cx="3379695" cy="2281062"/>
+                    </a:xfrm>
+                    <a:prstGeom prst="rect">
+                      <a:avLst/>
+                    </a:prstGeom>
+                  </pic:spPr>
+                </pic:pic>
+              </a:graphicData>
+            </a:graphic>
+          </wp:inline>
+        </w:drawing>
+      </w:r>
+      <w:r>
+        <w:br/>
+      </w:r>
+      <w:r>
+        <w:lastRenderedPageBreak/>
+        <w:br/>
+      </w:r>
+      <w:r>
+        <w:rPr>
+          <w:noProof/>
+        </w:rPr>
+        <w:drawing>
+          <wp:inline distT="0" distB="0" distL="0" distR="0" wp14:anchorId="29C5D269" wp14:editId="39053F81">
+            <wp:extent cx="4355507" cy="2939667"/>
+            <wp:effectExtent l="0" t="0" r="635" b="0"/>
+            <wp:docPr id="79676039" name="Picture 1"/>
+            <wp:cNvGraphicFramePr>
+              <a:graphicFrameLocks xmlns:a="http://schemas.openxmlformats.org/drawingml/2006/main" noChangeAspect="1"/>
+            </wp:cNvGraphicFramePr>
+            <a:graphic xmlns:a="http://schemas.openxmlformats.org/drawingml/2006/main">
+              <a:graphicData uri="http://schemas.openxmlformats.org/drawingml/2006/picture">
+                <pic:pic xmlns:pic="http://schemas.openxmlformats.org/drawingml/2006/picture">
+                  <pic:nvPicPr>
+                    <pic:cNvPr id="79676039" name=""/>
+                    <pic:cNvPicPr/>
+                  </pic:nvPicPr>
+                  <pic:blipFill>
+                    <a:blip r:embed="rId25"/>
+                    <a:stretch>
+                      <a:fillRect/>
+                    </a:stretch>
+                  </pic:blipFill>
+                  <pic:spPr>
+                    <a:xfrm>
+                      <a:off x="0" y="0"/>
+                      <a:ext cx="4358469" cy="2941666"/>
+                    </a:xfrm>
+                    <a:prstGeom prst="rect">
+                      <a:avLst/>
+                    </a:prstGeom>
+                  </pic:spPr>
+                </pic:pic>
+              </a:graphicData>
+            </a:graphic>
+          </wp:inline>
+        </w:drawing>
+      </w:r>
+    </w:p>
+    <w:p>
+      <w:pPr>
+        <w:ind w:left="720"/>
+      </w:pPr>
+      <w:r>
+        <w:br/>
+        <w:t>From Second row -&gt; left insert image and right side you can add text.</w:t>
+      </w:r>
+      <w:r>
+        <w:br/>
+      </w:r>
+      <w:r>
+        <w:br/>
+      </w:r>
+      <w:r>
+        <w:rPr>
+          <w:noProof/>
+        </w:rPr>
+        <w:drawing>
+          <wp:inline distT="0" distB="0" distL="0" distR="0" wp14:anchorId="66F70015" wp14:editId="2E43B2A9">
+            <wp:extent cx="4393663" cy="2541471"/>
+            <wp:effectExtent l="0" t="0" r="635" b="0"/>
+            <wp:docPr id="1549792736" name="Picture 1"/>
+            <wp:cNvGraphicFramePr>
+              <a:graphicFrameLocks xmlns:a="http://schemas.openxmlformats.org/drawingml/2006/main" noChangeAspect="1"/>
+            </wp:cNvGraphicFramePr>
+            <a:graphic xmlns:a="http://schemas.openxmlformats.org/drawingml/2006/main">
+              <a:graphicData uri="http://schemas.openxmlformats.org/drawingml/2006/picture">
+                <pic:pic xmlns:pic="http://schemas.openxmlformats.org/drawingml/2006/picture">
+                  <pic:nvPicPr>
+                    <pic:cNvPr id="1549792736" name=""/>
+                    <pic:cNvPicPr/>
+                  </pic:nvPicPr>
+                  <pic:blipFill>
+                    <a:blip r:embed="rId26"/>
+                    <a:stretch>
+                      <a:fillRect/>
+                    </a:stretch>
+                  </pic:blipFill>
+                  <pic:spPr>
+                    <a:xfrm>
+                      <a:off x="0" y="0"/>
+                      <a:ext cx="4410140" cy="2551002"/>
+                    </a:xfrm>
+                    <a:prstGeom prst="rect">
+                      <a:avLst/>
+                    </a:prstGeom>
+                  </pic:spPr>
+                </pic:pic>
+              </a:graphicData>
+            </a:graphic>
+          </wp:inline>
+        </w:drawing>
+      </w:r>
+      <w:r>
+        <w:br/>
+      </w:r>
+      <w:r>
+        <w:br/>
+      </w:r>
+      <w:r>
+        <w:br/>
+      </w:r>
+      <w:r>
+        <w:br/>
+      </w:r>
+      <w:r>
+        <w:t>How to use specific style for a block. (Just add style name developer created inside () after the block name)</w:t>
+      </w:r>
+      <w:r>
+        <w:br/>
+      </w:r>
+      <w:r>
+        <w:br/>
+      </w:r>
+      <w:r>
+        <w:rPr>
+          <w:rStyle w:val="Heading3Char"/>
+        </w:rPr>
+        <w:t>Using Profile</w:t>
+      </w:r>
+      <w:r>
+        <w:rPr>
+          <w:rStyle w:val="Heading3Char"/>
+        </w:rPr>
+        <w:t xml:space="preserve"> </w:t>
+      </w:r>
+      <w:proofErr w:type="gramStart"/>
+      <w:r>
+        <w:rPr>
+          <w:rStyle w:val="Heading3Char"/>
+        </w:rPr>
+        <w:t>Block</w:t>
+      </w:r>
+      <w:r>
+        <w:t xml:space="preserve">  –</w:t>
+      </w:r>
+      <w:proofErr w:type="gramEnd"/>
+      <w:r>
+        <w:t xml:space="preserve"> for exercise we have created style ‘</w:t>
+      </w:r>
+      <w:r>
+        <w:t>highlighted</w:t>
+      </w:r>
+      <w:r>
+        <w:t>’</w:t>
+      </w:r>
+    </w:p>
+    <w:p/>
+    <w:p>
+      <w:pPr>
+        <w:ind w:firstLine="720"/>
+      </w:pPr>
+      <w:r>
+        <w:t>Insert 2*2 table and insert image like below</w:t>
+      </w:r>
+      <w:r>
+        <w:br/>
+      </w:r>
+      <w:r>
+        <w:br/>
+      </w:r>
+      <w:r>
+        <w:rPr>
+          <w:noProof/>
+        </w:rPr>
+        <w:lastRenderedPageBreak/>
+        <w:drawing>
+          <wp:inline distT="0" distB="0" distL="0" distR="0" wp14:anchorId="69D7459C" wp14:editId="5F9E7B6D">
+            <wp:extent cx="4673600" cy="2133600"/>
+            <wp:effectExtent l="0" t="0" r="0" b="0"/>
+            <wp:docPr id="142219593" name="Picture 1" descr="A black screen with a white and red logo&#10;&#10;AI-generated content may be incorrect."/>
+            <wp:cNvGraphicFramePr>
+              <a:graphicFrameLocks xmlns:a="http://schemas.openxmlformats.org/drawingml/2006/main" noChangeAspect="1"/>
+            </wp:cNvGraphicFramePr>
+            <a:graphic xmlns:a="http://schemas.openxmlformats.org/drawingml/2006/main">
+              <a:graphicData uri="http://schemas.openxmlformats.org/drawingml/2006/picture">
+                <pic:pic xmlns:pic="http://schemas.openxmlformats.org/drawingml/2006/picture">
+                  <pic:nvPicPr>
+                    <pic:cNvPr id="142219593" name="Picture 1" descr="A black screen with a white and red logo&#10;&#10;AI-generated content may be incorrect."/>
+                    <pic:cNvPicPr/>
+                  </pic:nvPicPr>
+                  <pic:blipFill>
+                    <a:blip r:embed="rId27"/>
+                    <a:stretch>
+                      <a:fillRect/>
+                    </a:stretch>
+                  </pic:blipFill>
+                  <pic:spPr>
+                    <a:xfrm>
+                      <a:off x="0" y="0"/>
+                      <a:ext cx="4673600" cy="2133600"/>
+                    </a:xfrm>
+                    <a:prstGeom prst="rect">
+                      <a:avLst/>
+                    </a:prstGeom>
+                  </pic:spPr>
+                </pic:pic>
+              </a:graphicData>
+            </a:graphic>
+          </wp:inline>
+        </w:drawing>
+      </w:r>
+      <w:r>
+        <w:br/>
+        <w:t>To use specific style here we are using highlighted</w:t>
+      </w:r>
+      <w:r>
+        <w:br/>
+      </w:r>
+      <w:r>
+        <w:rPr>
+          <w:noProof/>
+        </w:rPr>
+        <w:drawing>
+          <wp:inline distT="0" distB="0" distL="0" distR="0" wp14:anchorId="13B7AED1" wp14:editId="6D181DFB">
+            <wp:extent cx="4610100" cy="2298700"/>
+            <wp:effectExtent l="0" t="0" r="0" b="0"/>
+            <wp:docPr id="706330335" name="Picture 1" descr="A screenshot of a computer&#10;&#10;AI-generated content may be incorrect."/>
+            <wp:cNvGraphicFramePr>
+              <a:graphicFrameLocks xmlns:a="http://schemas.openxmlformats.org/drawingml/2006/main" noChangeAspect="1"/>
+            </wp:cNvGraphicFramePr>
+            <a:graphic xmlns:a="http://schemas.openxmlformats.org/drawingml/2006/main">
+              <a:graphicData uri="http://schemas.openxmlformats.org/drawingml/2006/picture">
+                <pic:pic xmlns:pic="http://schemas.openxmlformats.org/drawingml/2006/picture">
+                  <pic:nvPicPr>
+                    <pic:cNvPr id="706330335" name="Picture 1" descr="A screenshot of a computer&#10;&#10;AI-generated content may be incorrect."/>
+                    <pic:cNvPicPr/>
+                  </pic:nvPicPr>
+                  <pic:blipFill>
+                    <a:blip r:embed="rId28"/>
+                    <a:stretch>
+                      <a:fillRect/>
+                    </a:stretch>
+                  </pic:blipFill>
+                  <pic:spPr>
+                    <a:xfrm>
+                      <a:off x="0" y="0"/>
+                      <a:ext cx="4610100" cy="2298700"/>
+                    </a:xfrm>
+                    <a:prstGeom prst="rect">
+                      <a:avLst/>
+                    </a:prstGeom>
+                  </pic:spPr>
+                </pic:pic>
+              </a:graphicData>
+            </a:graphic>
+          </wp:inline>
+        </w:drawing>
+      </w:r>
+      <w:r>
+        <w:br/>
+      </w:r>
+      <w:r>
+        <w:br/>
+      </w:r>
+    </w:p>
+    <w:p/>
+    <w:p/>
+    <w:p/>
+    <w:p/>
+    <w:p/>
+    <w:p>
+      <w:pPr>
         <w:pStyle w:val="ListParagraph"/>
         <w:numPr>
           <w:ilvl w:val="0"/>
@@ -1755,15 +2212,169 @@
         </w:numPr>
       </w:pPr>
       <w:r>
-        <w:t>Publish the content</w:t>
+        <w:t>Author the block component (cards)</w:t>
+      </w:r>
+      <w:r>
+        <w:br/>
       </w:r>
     </w:p>
     <w:p>
       <w:pPr>
         <w:pStyle w:val="ListParagraph"/>
-      </w:pPr>
-    </w:p>
-    <w:p/>
+        <w:numPr>
+          <w:ilvl w:val="0"/>
+          <w:numId w:val="26"/>
+        </w:numPr>
+      </w:pPr>
+      <w:r>
+        <w:t>Preview the content using sidekick</w:t>
+      </w:r>
+      <w:r>
+        <w:t xml:space="preserve"> and review the content </w:t>
+      </w:r>
+      <w:r>
+        <w:br/>
+      </w:r>
+      <w:r>
+        <w:br/>
+      </w:r>
+      <w:r>
+        <w:br/>
+      </w:r>
+      <w:r>
+        <w:br/>
+        <w:t xml:space="preserve">Once you click preview It will open the preview page or You should be able to preview via - </w:t>
+      </w:r>
+      <w:hyperlink r:id="rId29" w:history="1">
+        <w:r>
+          <w:rPr>
+            <w:rStyle w:val="Hyperlink"/>
+          </w:rPr>
+          <w:t>https://main--skillup--sarathraju.aem.page/blog/sample/exercise</w:t>
+        </w:r>
+      </w:hyperlink>
+      <w:r>
+        <w:br/>
+      </w:r>
+      <w:r>
+        <w:br/>
+      </w:r>
+      <w:r>
+        <w:rPr>
+          <w:noProof/>
+        </w:rPr>
+        <w:lastRenderedPageBreak/>
+        <w:drawing>
+          <wp:inline distT="0" distB="0" distL="0" distR="0" wp14:anchorId="62FDDF1F" wp14:editId="260DF240">
+            <wp:extent cx="3970583" cy="3184329"/>
+            <wp:effectExtent l="0" t="0" r="5080" b="3810"/>
+            <wp:docPr id="1908144192" name="Picture 1" descr="A screenshot of a computer&#10;&#10;AI-generated content may be incorrect."/>
+            <wp:cNvGraphicFramePr>
+              <a:graphicFrameLocks xmlns:a="http://schemas.openxmlformats.org/drawingml/2006/main" noChangeAspect="1"/>
+            </wp:cNvGraphicFramePr>
+            <a:graphic xmlns:a="http://schemas.openxmlformats.org/drawingml/2006/main">
+              <a:graphicData uri="http://schemas.openxmlformats.org/drawingml/2006/picture">
+                <pic:pic xmlns:pic="http://schemas.openxmlformats.org/drawingml/2006/picture">
+                  <pic:nvPicPr>
+                    <pic:cNvPr id="1908144192" name="Picture 1" descr="A screenshot of a computer&#10;&#10;AI-generated content may be incorrect."/>
+                    <pic:cNvPicPr/>
+                  </pic:nvPicPr>
+                  <pic:blipFill>
+                    <a:blip r:embed="rId30"/>
+                    <a:stretch>
+                      <a:fillRect/>
+                    </a:stretch>
+                  </pic:blipFill>
+                  <pic:spPr>
+                    <a:xfrm>
+                      <a:off x="0" y="0"/>
+                      <a:ext cx="3996630" cy="3205218"/>
+                    </a:xfrm>
+                    <a:prstGeom prst="rect">
+                      <a:avLst/>
+                    </a:prstGeom>
+                  </pic:spPr>
+                </pic:pic>
+              </a:graphicData>
+            </a:graphic>
+          </wp:inline>
+        </w:drawing>
+      </w:r>
+      <w:r>
+        <w:br/>
+      </w:r>
+    </w:p>
+    <w:p>
+      <w:pPr>
+        <w:pStyle w:val="ListParagraph"/>
+        <w:numPr>
+          <w:ilvl w:val="0"/>
+          <w:numId w:val="26"/>
+        </w:numPr>
+      </w:pPr>
+      <w:r>
+        <w:t xml:space="preserve">Once the preview page opens you should be able to see Edit &amp; Publish option in </w:t>
+      </w:r>
+      <w:proofErr w:type="gramStart"/>
+      <w:r>
+        <w:t>sidekick</w:t>
+      </w:r>
+      <w:proofErr w:type="gramEnd"/>
+      <w:r>
+        <w:t xml:space="preserve"> and you can publish using publish option</w:t>
+      </w:r>
+      <w:r>
+        <w:br/>
+      </w:r>
+      <w:r>
+        <w:br/>
+      </w:r>
+      <w:r>
+        <w:rPr>
+          <w:noProof/>
+        </w:rPr>
+        <w:drawing>
+          <wp:inline distT="0" distB="0" distL="0" distR="0" wp14:anchorId="4C4347AE" wp14:editId="4F5DAC1B">
+            <wp:extent cx="4365728" cy="2957725"/>
+            <wp:effectExtent l="0" t="0" r="3175" b="1905"/>
+            <wp:docPr id="2135468515" name="Picture 1" descr="A screenshot of a computer&#10;&#10;AI-generated content may be incorrect."/>
+            <wp:cNvGraphicFramePr>
+              <a:graphicFrameLocks xmlns:a="http://schemas.openxmlformats.org/drawingml/2006/main" noChangeAspect="1"/>
+            </wp:cNvGraphicFramePr>
+            <a:graphic xmlns:a="http://schemas.openxmlformats.org/drawingml/2006/main">
+              <a:graphicData uri="http://schemas.openxmlformats.org/drawingml/2006/picture">
+                <pic:pic xmlns:pic="http://schemas.openxmlformats.org/drawingml/2006/picture">
+                  <pic:nvPicPr>
+                    <pic:cNvPr id="2135468515" name="Picture 1" descr="A screenshot of a computer&#10;&#10;AI-generated content may be incorrect."/>
+                    <pic:cNvPicPr/>
+                  </pic:nvPicPr>
+                  <pic:blipFill>
+                    <a:blip r:embed="rId31"/>
+                    <a:stretch>
+                      <a:fillRect/>
+                    </a:stretch>
+                  </pic:blipFill>
+                  <pic:spPr>
+                    <a:xfrm>
+                      <a:off x="0" y="0"/>
+                      <a:ext cx="4393336" cy="2976429"/>
+                    </a:xfrm>
+                    <a:prstGeom prst="rect">
+                      <a:avLst/>
+                    </a:prstGeom>
+                  </pic:spPr>
+                </pic:pic>
+              </a:graphicData>
+            </a:graphic>
+          </wp:inline>
+        </w:drawing>
+      </w:r>
+    </w:p>
+    <w:p>
+      <w:pPr>
+        <w:pStyle w:val="ListParagraph"/>
+      </w:pPr>
+    </w:p>
     <w:p/>
     <w:p/>
     <w:p>
@@ -1874,6 +2485,7 @@
           <w:lang w:eastAsia="en-GB"/>
           <w14:ligatures w14:val="none"/>
         </w:rPr>
+        <w:lastRenderedPageBreak/>
         <w:t xml:space="preserve">git </w:t>
       </w:r>
       <w:r>
@@ -1899,7 +2511,7 @@
         </w:rPr>
         <w:t xml:space="preserve"> </w:t>
       </w:r>
-      <w:hyperlink r:id="rId24" w:history="1">
+      <w:hyperlink r:id="rId32" w:history="1">
         <w:r>
           <w:rPr>
             <w:rStyle w:val="Hyperlink"/>
@@ -2187,7 +2799,7 @@
       <w:r>
         <w:t xml:space="preserve"> </w:t>
       </w:r>
-      <w:hyperlink r:id="rId25" w:history="1">
+      <w:hyperlink r:id="rId33" w:history="1">
         <w:r>
           <w:rPr>
             <w:rStyle w:val="Hyperlink"/>
@@ -5949,7 +6561,6 @@
     <w:next w:val="Normal"/>
     <w:link w:val="Heading3Char"/>
     <w:uiPriority w:val="9"/>
-    <w:semiHidden/>
     <w:unhideWhenUsed/>
     <w:qFormat/>
     <w:rsid w:val="000B1217"/>
@@ -6154,7 +6765,6 @@
     <w:basedOn w:val="DefaultParagraphFont"/>
     <w:link w:val="Heading3"/>
     <w:uiPriority w:val="9"/>
-    <w:semiHidden/>
     <w:rsid w:val="000B1217"/>
     <w:rPr>
       <w:rFonts w:eastAsiaTheme="majorEastAsia" w:cstheme="majorBidi"/>
